--- a/pr-preview/pr-354/chapters/inclusive-writing-tracked-changes.docx
+++ b/pr-preview/pr-354/chapters/inclusive-writing-tracked-changes.docx
@@ -26,7 +26,7 @@
       </w:pPr>
       <w:ins w:id="2" w:author="PR Preview" w:date="2026-01-01T00:00:00Z">
         <w:r>
-          <w:t xml:space="preserve">Last modified: 2026-10-26 00:41:12 (PDT)</w:t>
+          <w:t xml:space="preserve">Last modified: 2026-10-26 00:52:41 (PDT)</w:t>
         </w:r>
       </w:ins>
     </w:p>

--- a/pr-preview/pr-354/chapters/inclusive-writing-tracked-changes.docx
+++ b/pr-preview/pr-354/chapters/inclusive-writing-tracked-changes.docx
@@ -26,7 +26,7 @@
       </w:pPr>
       <w:ins w:id="2" w:author="PR Preview" w:date="2026-01-01T00:00:00Z">
         <w:r>
-          <w:t xml:space="preserve">Last modified: 2026-10-26 00:52:41 (PDT)</w:t>
+          <w:t xml:space="preserve">Last modified: 2026-10-26 01:03:10 (PDT)</w:t>
         </w:r>
       </w:ins>
     </w:p>

--- a/pr-preview/pr-354/chapters/inclusive-writing-tracked-changes.docx
+++ b/pr-preview/pr-354/chapters/inclusive-writing-tracked-changes.docx
@@ -26,7 +26,7 @@
       </w:pPr>
       <w:ins w:id="2" w:author="PR Preview" w:date="2026-01-01T00:00:00Z">
         <w:r>
-          <w:t xml:space="preserve">Last modified: 2026-10-26 01:03:10 (PDT)</w:t>
+          <w:t xml:space="preserve">Last modified: 2026-10-26 01:14:04 (PDT)</w:t>
         </w:r>
       </w:ins>
     </w:p>

--- a/pr-preview/pr-354/chapters/inclusive-writing-tracked-changes.docx
+++ b/pr-preview/pr-354/chapters/inclusive-writing-tracked-changes.docx
@@ -16,7 +16,7 @@
       </w:pPr>
       <w:del w:id="1" w:author="PR Preview" w:date="2026-01-01T00:00:00Z">
         <w:r>
-          <w:delText xml:space="preserve">Last modified: 2026-10-25 19:48:50 (PDT)</w:delText>
+          <w:delText xml:space="preserve">Last modified: 2026-10-26 00:55:25 (PDT)</w:delText>
         </w:r>
       </w:del>
     </w:p>
@@ -26,7 +26,7 @@
       </w:pPr>
       <w:ins w:id="2" w:author="PR Preview" w:date="2026-01-01T00:00:00Z">
         <w:r>
-          <w:t xml:space="preserve">Last modified: 2026-10-26 01:14:04 (PDT)</w:t>
+          <w:t xml:space="preserve">Last modified: 2026-10-26 01:27:10 (PDT)</w:t>
         </w:r>
       </w:ins>
     </w:p>
@@ -450,126 +450,411 @@
       <w:pPr>
         <w:pStyle w:val="FirstParagraph"/>
       </w:pPr>
-      <w:r>
-        <w:t xml:space="preserve">Say exactly what you mean.</w:t>
-      </w:r>
-      <w:r>
-        <w:t xml:space="preserve"> </w:t>
-      </w:r>
-      <w:r>
-        <w:t xml:space="preserve">Do not use idioms, clichés, slang, jokes or sarcasm.</w:t>
-      </w:r>
-      <w:r>
-        <w:t xml:space="preserve"> </w:t>
-      </w:r>
-      <w:r>
-        <w:t xml:space="preserve">An idiom is a phrase whose meaning</w:t>
-      </w:r>
-      <w:r>
-        <w:t xml:space="preserve"> </w:t>
-      </w:r>
-      <w:r>
-        <w:t xml:space="preserve">is different from the meanings of its words,</w:t>
-      </w:r>
-      <w:r>
-        <w:t xml:space="preserve"> </w:t>
-      </w:r>
-      <w:r>
-        <w:t xml:space="preserve">such as</w:t>
-      </w:r>
-      <w:r>
-        <w:t xml:space="preserve"> </w:t>
-      </w:r>
-      <w:r>
-        <w:t xml:space="preserve">“blow up”</w:t>
-      </w:r>
-      <w:r>
-        <w:t xml:space="preserve"> </w:t>
-      </w:r>
-      <w:r>
-        <w:t xml:space="preserve">for</w:t>
-      </w:r>
-      <w:r>
-        <w:t xml:space="preserve"> </w:t>
-      </w:r>
-      <w:r>
-        <w:t xml:space="preserve">“become very large”</w:t>
-      </w:r>
-      <w:r>
-        <w:t xml:space="preserve">.</w:t>
-      </w:r>
-      <w:r>
-        <w:t xml:space="preserve"> </w:t>
-      </w:r>
-      <w:r>
-        <w:t xml:space="preserve">A reader who has not met the phrase before has to guess what it means.</w:t>
-      </w:r>
-      <w:r>
-        <w:t xml:space="preserve"> </w:t>
-      </w:r>
-      <w:r>
-        <w:t xml:space="preserve">A reader who takes words literally may guess wrong.</w:t>
-      </w:r>
-      <w:r>
-        <w:t xml:space="preserve"> </w:t>
-      </w:r>
-      <w:r>
-        <w:t xml:space="preserve">The W3C guidance says:</w:t>
-      </w:r>
-      <w:r>
-        <w:t xml:space="preserve"> </w:t>
-      </w:r>
-      <w:r>
-        <w:t xml:space="preserve">“Use literal and concrete language”</w:t>
-      </w:r>
-      <w:r>
-        <w:t xml:space="preserve"> </w:t>
-      </w:r>
-      <w:r>
-        <w:t xml:space="preserve">and</w:t>
-      </w:r>
-      <w:r>
-        <w:t xml:space="preserve"> </w:t>
-      </w:r>
-      <w:r>
-        <w:t xml:space="preserve">“Do not use metaphors and similes unless you include an explanation”</w:t>
-      </w:r>
-      <w:r>
-        <w:t xml:space="preserve"> </w:t>
-      </w:r>
-      <w:r>
-        <w:t xml:space="preserve">(W3C Cognitive and Learning Disabilities Accessibility Task Force 2021, Use Literal Language)</w:t>
-      </w:r>
-      <w:r>
-        <w:t xml:space="preserve">.</w:t>
-      </w:r>
-      <w:r>
-        <w:t xml:space="preserve"> </w:t>
-      </w:r>
-      <w:r>
-        <w:t xml:space="preserve">GitHub Docs says:</w:t>
-      </w:r>
-      <w:r>
-        <w:t xml:space="preserve"> </w:t>
-      </w:r>
-      <w:r>
-        <w:t xml:space="preserve">“Avoid turns of phrase, idioms, and slang</w:t>
-      </w:r>
-      <w:r>
-        <w:t xml:space="preserve"> </w:t>
-      </w:r>
-      <w:r>
-        <w:t xml:space="preserve">that are specific to a particular region or country”</w:t>
-      </w:r>
-      <w:r>
-        <w:t xml:space="preserve"> </w:t>
-      </w:r>
-      <w:r>
-        <w:t xml:space="preserve">(GitHub 2026a)</w:t>
-      </w:r>
-      <w:r>
-        <w:t xml:space="preserve">.</w:t>
-      </w:r>
+      <w:del w:id="3" w:author="PR Preview" w:date="2026-01-01T00:00:00Z">
+        <w:r>
+          <w:delText xml:space="preserve">Say exactly what you mean.</w:delText>
+        </w:r>
+      </w:del>
+      <w:del w:id="4" w:author="PR Preview" w:date="2026-01-01T00:00:00Z">
+        <w:r>
+          <w:delText xml:space="preserve"> </w:delText>
+        </w:r>
+      </w:del>
+      <w:del w:id="5" w:author="PR Preview" w:date="2026-01-01T00:00:00Z">
+        <w:r>
+          <w:delText xml:space="preserve">Do not use idioms, clichés, slang, jokes or sarcasm.</w:delText>
+        </w:r>
+      </w:del>
+      <w:del w:id="6" w:author="PR Preview" w:date="2026-01-01T00:00:00Z">
+        <w:r>
+          <w:delText xml:space="preserve"> </w:delText>
+        </w:r>
+      </w:del>
+      <w:del w:id="7" w:author="PR Preview" w:date="2026-01-01T00:00:00Z">
+        <w:r>
+          <w:delText xml:space="preserve">An idiom is a phrase whose meaning</w:delText>
+        </w:r>
+      </w:del>
+      <w:del w:id="8" w:author="PR Preview" w:date="2026-01-01T00:00:00Z">
+        <w:r>
+          <w:delText xml:space="preserve"> </w:delText>
+        </w:r>
+      </w:del>
+      <w:del w:id="9" w:author="PR Preview" w:date="2026-01-01T00:00:00Z">
+        <w:r>
+          <w:delText xml:space="preserve">is different from the meanings of its words,</w:delText>
+        </w:r>
+      </w:del>
+      <w:del w:id="10" w:author="PR Preview" w:date="2026-01-01T00:00:00Z">
+        <w:r>
+          <w:delText xml:space="preserve"> </w:delText>
+        </w:r>
+      </w:del>
+      <w:del w:id="11" w:author="PR Preview" w:date="2026-01-01T00:00:00Z">
+        <w:r>
+          <w:delText xml:space="preserve">such as</w:delText>
+        </w:r>
+      </w:del>
+      <w:del w:id="12" w:author="PR Preview" w:date="2026-01-01T00:00:00Z">
+        <w:r>
+          <w:delText xml:space="preserve"> </w:delText>
+        </w:r>
+      </w:del>
+      <w:del w:id="13" w:author="PR Preview" w:date="2026-01-01T00:00:00Z">
+        <w:r>
+          <w:delText xml:space="preserve">“blow up”</w:delText>
+        </w:r>
+      </w:del>
+      <w:del w:id="14" w:author="PR Preview" w:date="2026-01-01T00:00:00Z">
+        <w:r>
+          <w:delText xml:space="preserve"> </w:delText>
+        </w:r>
+      </w:del>
+      <w:del w:id="15" w:author="PR Preview" w:date="2026-01-01T00:00:00Z">
+        <w:r>
+          <w:delText xml:space="preserve">for</w:delText>
+        </w:r>
+      </w:del>
+      <w:del w:id="16" w:author="PR Preview" w:date="2026-01-01T00:00:00Z">
+        <w:r>
+          <w:delText xml:space="preserve"> </w:delText>
+        </w:r>
+      </w:del>
+      <w:del w:id="17" w:author="PR Preview" w:date="2026-01-01T00:00:00Z">
+        <w:r>
+          <w:delText xml:space="preserve">“become very large”</w:delText>
+        </w:r>
+      </w:del>
+      <w:del w:id="18" w:author="PR Preview" w:date="2026-01-01T00:00:00Z">
+        <w:r>
+          <w:delText xml:space="preserve">.</w:delText>
+        </w:r>
+      </w:del>
+      <w:del w:id="19" w:author="PR Preview" w:date="2026-01-01T00:00:00Z">
+        <w:r>
+          <w:delText xml:space="preserve"> </w:delText>
+        </w:r>
+      </w:del>
+      <w:del w:id="20" w:author="PR Preview" w:date="2026-01-01T00:00:00Z">
+        <w:r>
+          <w:delText xml:space="preserve">A reader who has not met the phrase before has to guess what it means.</w:delText>
+        </w:r>
+      </w:del>
+      <w:del w:id="21" w:author="PR Preview" w:date="2026-01-01T00:00:00Z">
+        <w:r>
+          <w:delText xml:space="preserve"> </w:delText>
+        </w:r>
+      </w:del>
+      <w:del w:id="22" w:author="PR Preview" w:date="2026-01-01T00:00:00Z">
+        <w:r>
+          <w:delText xml:space="preserve">A reader who takes words literally may guess wrong.</w:delText>
+        </w:r>
+      </w:del>
+      <w:del w:id="23" w:author="PR Preview" w:date="2026-01-01T00:00:00Z">
+        <w:r>
+          <w:delText xml:space="preserve"> </w:delText>
+        </w:r>
+      </w:del>
+      <w:del w:id="24" w:author="PR Preview" w:date="2026-01-01T00:00:00Z">
+        <w:r>
+          <w:delText xml:space="preserve">The W3C guidance says:</w:delText>
+        </w:r>
+      </w:del>
+      <w:del w:id="25" w:author="PR Preview" w:date="2026-01-01T00:00:00Z">
+        <w:r>
+          <w:delText xml:space="preserve"> </w:delText>
+        </w:r>
+      </w:del>
+      <w:del w:id="26" w:author="PR Preview" w:date="2026-01-01T00:00:00Z">
+        <w:r>
+          <w:delText xml:space="preserve">“Use literal and concrete language”</w:delText>
+        </w:r>
+      </w:del>
+      <w:del w:id="27" w:author="PR Preview" w:date="2026-01-01T00:00:00Z">
+        <w:r>
+          <w:delText xml:space="preserve"> </w:delText>
+        </w:r>
+      </w:del>
+      <w:del w:id="28" w:author="PR Preview" w:date="2026-01-01T00:00:00Z">
+        <w:r>
+          <w:delText xml:space="preserve">and</w:delText>
+        </w:r>
+      </w:del>
+      <w:del w:id="29" w:author="PR Preview" w:date="2026-01-01T00:00:00Z">
+        <w:r>
+          <w:delText xml:space="preserve"> </w:delText>
+        </w:r>
+      </w:del>
+      <w:del w:id="30" w:author="PR Preview" w:date="2026-01-01T00:00:00Z">
+        <w:r>
+          <w:delText xml:space="preserve">“Do not use metaphors and similes unless you include an explanation”</w:delText>
+        </w:r>
+      </w:del>
+      <w:del w:id="31" w:author="PR Preview" w:date="2026-01-01T00:00:00Z">
+        <w:r>
+          <w:delText xml:space="preserve"> </w:delText>
+        </w:r>
+      </w:del>
+      <w:del w:id="32" w:author="PR Preview" w:date="2026-01-01T00:00:00Z">
+        <w:r>
+          <w:delText xml:space="preserve">(W3C Cognitive and Learning Disabilities Accessibility Task Force 2021, Use Literal Language)</w:delText>
+        </w:r>
+      </w:del>
+      <w:del w:id="33" w:author="PR Preview" w:date="2026-01-01T00:00:00Z">
+        <w:r>
+          <w:delText xml:space="preserve">.</w:delText>
+        </w:r>
+      </w:del>
+      <w:del w:id="34" w:author="PR Preview" w:date="2026-01-01T00:00:00Z">
+        <w:r>
+          <w:delText xml:space="preserve"> </w:delText>
+        </w:r>
+      </w:del>
+      <w:del w:id="35" w:author="PR Preview" w:date="2026-01-01T00:00:00Z">
+        <w:r>
+          <w:delText xml:space="preserve">GitHub Docs says:</w:delText>
+        </w:r>
+      </w:del>
+      <w:del w:id="36" w:author="PR Preview" w:date="2026-01-01T00:00:00Z">
+        <w:r>
+          <w:delText xml:space="preserve"> </w:delText>
+        </w:r>
+      </w:del>
+      <w:del w:id="37" w:author="PR Preview" w:date="2026-01-01T00:00:00Z">
+        <w:r>
+          <w:delText xml:space="preserve">“Avoid turns of phrase, idioms, and slang</w:delText>
+        </w:r>
+      </w:del>
+      <w:del w:id="38" w:author="PR Preview" w:date="2026-01-01T00:00:00Z">
+        <w:r>
+          <w:delText xml:space="preserve"> </w:delText>
+        </w:r>
+      </w:del>
+      <w:del w:id="39" w:author="PR Preview" w:date="2026-01-01T00:00:00Z">
+        <w:r>
+          <w:delText xml:space="preserve">that are specific to a particular region or country”</w:delText>
+        </w:r>
+      </w:del>
+      <w:del w:id="40" w:author="PR Preview" w:date="2026-01-01T00:00:00Z">
+        <w:r>
+          <w:delText xml:space="preserve"> </w:delText>
+        </w:r>
+      </w:del>
+      <w:del w:id="41" w:author="PR Preview" w:date="2026-01-01T00:00:00Z">
+        <w:r>
+          <w:delText xml:space="preserve">(GitHub 2026a)</w:delText>
+        </w:r>
+      </w:del>
+      <w:del w:id="42" w:author="PR Preview" w:date="2026-01-01T00:00:00Z">
+        <w:r>
+          <w:delText xml:space="preserve">.</w:delText>
+        </w:r>
+      </w:del>
+    </w:p>
+    <w:p>
+      <w:pPr>
+        <w:pStyle w:val="FirstParagraph"/>
+      </w:pPr>
+      <w:ins w:id="43" w:author="PR Preview" w:date="2026-01-01T00:00:00Z">
+        <w:r>
+          <w:t xml:space="preserve">Say exactly what you mean.</w:t>
+        </w:r>
+      </w:ins>
+      <w:ins w:id="44" w:author="PR Preview" w:date="2026-01-01T00:00:00Z">
+        <w:r>
+          <w:t xml:space="preserve"> </w:t>
+        </w:r>
+      </w:ins>
+      <w:ins w:id="45" w:author="PR Preview" w:date="2026-01-01T00:00:00Z">
+        <w:r>
+          <w:t xml:space="preserve">Do not use idioms, clichés, slang, jokes or sarcasm.</w:t>
+        </w:r>
+      </w:ins>
+      <w:ins w:id="46" w:author="PR Preview" w:date="2026-01-01T00:00:00Z">
+        <w:r>
+          <w:t xml:space="preserve"> </w:t>
+        </w:r>
+      </w:ins>
+      <w:ins w:id="47" w:author="PR Preview" w:date="2026-01-01T00:00:00Z">
+        <w:r>
+          <w:t xml:space="preserve">An idiom is a phrase whose meaning</w:t>
+        </w:r>
+      </w:ins>
+      <w:ins w:id="48" w:author="PR Preview" w:date="2026-01-01T00:00:00Z">
+        <w:r>
+          <w:t xml:space="preserve"> </w:t>
+        </w:r>
+      </w:ins>
+      <w:ins w:id="49" w:author="PR Preview" w:date="2026-01-01T00:00:00Z">
+        <w:r>
+          <w:t xml:space="preserve">is different from the meanings of its words,</w:t>
+        </w:r>
+      </w:ins>
+      <w:ins w:id="50" w:author="PR Preview" w:date="2026-01-01T00:00:00Z">
+        <w:r>
+          <w:t xml:space="preserve"> </w:t>
+        </w:r>
+      </w:ins>
+      <w:ins w:id="51" w:author="PR Preview" w:date="2026-01-01T00:00:00Z">
+        <w:r>
+          <w:t xml:space="preserve">such as</w:t>
+        </w:r>
+      </w:ins>
+      <w:ins w:id="52" w:author="PR Preview" w:date="2026-01-01T00:00:00Z">
+        <w:r>
+          <w:t xml:space="preserve"> </w:t>
+        </w:r>
+      </w:ins>
+      <w:ins w:id="53" w:author="PR Preview" w:date="2026-01-01T00:00:00Z">
+        <w:r>
+          <w:t xml:space="preserve">“blow up”</w:t>
+        </w:r>
+      </w:ins>
+      <w:ins w:id="54" w:author="PR Preview" w:date="2026-01-01T00:00:00Z">
+        <w:r>
+          <w:t xml:space="preserve"> </w:t>
+        </w:r>
+      </w:ins>
+      <w:ins w:id="55" w:author="PR Preview" w:date="2026-01-01T00:00:00Z">
+        <w:r>
+          <w:t xml:space="preserve">for</w:t>
+        </w:r>
+      </w:ins>
+      <w:ins w:id="56" w:author="PR Preview" w:date="2026-01-01T00:00:00Z">
+        <w:r>
+          <w:t xml:space="preserve"> </w:t>
+        </w:r>
+      </w:ins>
+      <w:ins w:id="57" w:author="PR Preview" w:date="2026-01-01T00:00:00Z">
+        <w:r>
+          <w:t xml:space="preserve">“become very large”</w:t>
+        </w:r>
+      </w:ins>
+      <w:ins w:id="58" w:author="PR Preview" w:date="2026-01-01T00:00:00Z">
+        <w:r>
+          <w:t xml:space="preserve">.</w:t>
+        </w:r>
+      </w:ins>
+      <w:ins w:id="59" w:author="PR Preview" w:date="2026-01-01T00:00:00Z">
+        <w:r>
+          <w:t xml:space="preserve"> </w:t>
+        </w:r>
+      </w:ins>
+      <w:ins w:id="60" w:author="PR Preview" w:date="2026-01-01T00:00:00Z">
+        <w:r>
+          <w:t xml:space="preserve">A reader who has not encountered the phrase before has to guess what it means.</w:t>
+        </w:r>
+      </w:ins>
+      <w:ins w:id="61" w:author="PR Preview" w:date="2026-01-01T00:00:00Z">
+        <w:r>
+          <w:t xml:space="preserve"> </w:t>
+        </w:r>
+      </w:ins>
+      <w:ins w:id="62" w:author="PR Preview" w:date="2026-01-01T00:00:00Z">
+        <w:r>
+          <w:t xml:space="preserve">A reader who takes words literally may guess wrong.</w:t>
+        </w:r>
+      </w:ins>
+      <w:ins w:id="63" w:author="PR Preview" w:date="2026-01-01T00:00:00Z">
+        <w:r>
+          <w:t xml:space="preserve"> </w:t>
+        </w:r>
+      </w:ins>
+      <w:ins w:id="64" w:author="PR Preview" w:date="2026-01-01T00:00:00Z">
+        <w:r>
+          <w:t xml:space="preserve">The W3C guidance says:</w:t>
+        </w:r>
+      </w:ins>
+      <w:ins w:id="65" w:author="PR Preview" w:date="2026-01-01T00:00:00Z">
+        <w:r>
+          <w:t xml:space="preserve"> </w:t>
+        </w:r>
+      </w:ins>
+      <w:ins w:id="66" w:author="PR Preview" w:date="2026-01-01T00:00:00Z">
+        <w:r>
+          <w:t xml:space="preserve">“Use literal and concrete language”</w:t>
+        </w:r>
+      </w:ins>
+      <w:ins w:id="67" w:author="PR Preview" w:date="2026-01-01T00:00:00Z">
+        <w:r>
+          <w:t xml:space="preserve"> </w:t>
+        </w:r>
+      </w:ins>
+      <w:ins w:id="68" w:author="PR Preview" w:date="2026-01-01T00:00:00Z">
+        <w:r>
+          <w:t xml:space="preserve">and</w:t>
+        </w:r>
+      </w:ins>
+      <w:ins w:id="69" w:author="PR Preview" w:date="2026-01-01T00:00:00Z">
+        <w:r>
+          <w:t xml:space="preserve"> </w:t>
+        </w:r>
+      </w:ins>
+      <w:ins w:id="70" w:author="PR Preview" w:date="2026-01-01T00:00:00Z">
+        <w:r>
+          <w:t xml:space="preserve">“Do not use metaphors and similes unless you include an explanation”</w:t>
+        </w:r>
+      </w:ins>
+      <w:ins w:id="71" w:author="PR Preview" w:date="2026-01-01T00:00:00Z">
+        <w:r>
+          <w:t xml:space="preserve"> </w:t>
+        </w:r>
+      </w:ins>
+      <w:ins w:id="72" w:author="PR Preview" w:date="2026-01-01T00:00:00Z">
+        <w:r>
+          <w:t xml:space="preserve">(W3C Cognitive and Learning Disabilities Accessibility Task Force 2021, Use Literal Language)</w:t>
+        </w:r>
+      </w:ins>
+      <w:ins w:id="73" w:author="PR Preview" w:date="2026-01-01T00:00:00Z">
+        <w:r>
+          <w:t xml:space="preserve">.</w:t>
+        </w:r>
+      </w:ins>
+      <w:ins w:id="74" w:author="PR Preview" w:date="2026-01-01T00:00:00Z">
+        <w:r>
+          <w:t xml:space="preserve"> </w:t>
+        </w:r>
+      </w:ins>
+      <w:ins w:id="75" w:author="PR Preview" w:date="2026-01-01T00:00:00Z">
+        <w:r>
+          <w:t xml:space="preserve">GitHub Docs says:</w:t>
+        </w:r>
+      </w:ins>
+      <w:ins w:id="76" w:author="PR Preview" w:date="2026-01-01T00:00:00Z">
+        <w:r>
+          <w:t xml:space="preserve"> </w:t>
+        </w:r>
+      </w:ins>
+      <w:ins w:id="77" w:author="PR Preview" w:date="2026-01-01T00:00:00Z">
+        <w:r>
+          <w:t xml:space="preserve">“Avoid turns of phrase, idioms, and slang</w:t>
+        </w:r>
+      </w:ins>
+      <w:ins w:id="78" w:author="PR Preview" w:date="2026-01-01T00:00:00Z">
+        <w:r>
+          <w:t xml:space="preserve"> </w:t>
+        </w:r>
+      </w:ins>
+      <w:ins w:id="79" w:author="PR Preview" w:date="2026-01-01T00:00:00Z">
+        <w:r>
+          <w:t xml:space="preserve">that are specific to a particular region or country”</w:t>
+        </w:r>
+      </w:ins>
+      <w:ins w:id="80" w:author="PR Preview" w:date="2026-01-01T00:00:00Z">
+        <w:r>
+          <w:t xml:space="preserve"> </w:t>
+        </w:r>
+      </w:ins>
+      <w:ins w:id="81" w:author="PR Preview" w:date="2026-01-01T00:00:00Z">
+        <w:r>
+          <w:t xml:space="preserve">(GitHub 2026a)</w:t>
+        </w:r>
+      </w:ins>
+      <w:ins w:id="82" w:author="PR Preview" w:date="2026-01-01T00:00:00Z">
+        <w:r>
+          <w:t xml:space="preserve">.</w:t>
+        </w:r>
+      </w:ins>
     </w:p>
     <w:p>
       <w:pPr>
@@ -1132,6 +1417,58 @@
                     <w:jc w:val="center"/>
                   </w:pPr>
                   <w:r>
+                    <w:t xml:space="preserve">You will meet this notation again.</w:t>
+                  </w:r>
+                </w:p>
+              </w:tc>
+              <w:tc>
+                <w:tcPr/>
+                <w:p>
+                  <w:pPr>
+                    <w:pStyle w:val="Compact"/>
+                    <w:jc w:val="center"/>
+                  </w:pPr>
+                  <w:r>
+                    <w:t xml:space="preserve">You will encounter this notation again.</w:t>
+                  </w:r>
+                </w:p>
+              </w:tc>
+            </w:tr>
+            <w:tr>
+              <w:tc>
+                <w:tcPr/>
+                <w:p>
+                  <w:pPr>
+                    <w:pStyle w:val="Compact"/>
+                    <w:jc w:val="center"/>
+                  </w:pPr>
+                  <w:r>
+                    <w:t xml:space="preserve">We first meet the odds in logistic regression.</w:t>
+                  </w:r>
+                </w:p>
+              </w:tc>
+              <w:tc>
+                <w:tcPr/>
+                <w:p>
+                  <w:pPr>
+                    <w:pStyle w:val="Compact"/>
+                    <w:jc w:val="center"/>
+                  </w:pPr>
+                  <w:r>
+                    <w:t xml:space="preserve">We first encounter the odds in logistic regression.</w:t>
+                  </w:r>
+                </w:p>
+              </w:tc>
+            </w:tr>
+            <w:tr>
+              <w:tc>
+                <w:tcPr/>
+                <w:p>
+                  <w:pPr>
+                    <w:pStyle w:val="Compact"/>
+                    <w:jc w:val="center"/>
+                  </w:pPr>
+                  <w:r>
                     <w:t xml:space="preserve">Take a sample of size</w:t>
                   </w:r>
                   <w:r>
@@ -1895,6 +2232,106 @@
         </w:tc>
       </w:tr>
     </w:tbl>
+    <w:p>
+      <w:pPr>
+        <w:pStyle w:val="BodyText"/>
+      </w:pPr>
+      <w:ins w:id="83" w:author="PR Preview" w:date="2026-01-01T00:00:00Z">
+        <w:r>
+          <w:t xml:space="preserve">For a reader’s first contact with a term or notation, write</w:t>
+        </w:r>
+      </w:ins>
+      <w:ins w:id="84" w:author="PR Preview" w:date="2026-01-01T00:00:00Z">
+        <w:r>
+          <w:t xml:space="preserve"> </w:t>
+        </w:r>
+      </w:ins>
+      <w:ins w:id="85" w:author="PR Preview" w:date="2026-01-01T00:00:00Z">
+        <w:r>
+          <w:t xml:space="preserve">“encounter”</w:t>
+        </w:r>
+      </w:ins>
+      <w:ins w:id="86" w:author="PR Preview" w:date="2026-01-01T00:00:00Z">
+        <w:r>
+          <w:t xml:space="preserve">.</w:t>
+        </w:r>
+      </w:ins>
+      <w:ins w:id="87" w:author="PR Preview" w:date="2026-01-01T00:00:00Z">
+        <w:r>
+          <w:t xml:space="preserve"> </w:t>
+        </w:r>
+      </w:ins>
+      <w:ins w:id="88" w:author="PR Preview" w:date="2026-01-01T00:00:00Z">
+        <w:r>
+          <w:t xml:space="preserve">Do not write</w:t>
+        </w:r>
+      </w:ins>
+      <w:ins w:id="89" w:author="PR Preview" w:date="2026-01-01T00:00:00Z">
+        <w:r>
+          <w:t xml:space="preserve"> </w:t>
+        </w:r>
+      </w:ins>
+      <w:ins w:id="90" w:author="PR Preview" w:date="2026-01-01T00:00:00Z">
+        <w:r>
+          <w:t xml:space="preserve">“meet”</w:t>
+        </w:r>
+      </w:ins>
+      <w:ins w:id="91" w:author="PR Preview" w:date="2026-01-01T00:00:00Z">
+        <w:r>
+          <w:t xml:space="preserve">, which treats the idea as a person.</w:t>
+        </w:r>
+      </w:ins>
+      <w:ins w:id="92" w:author="PR Preview" w:date="2026-01-01T00:00:00Z">
+        <w:r>
+          <w:t xml:space="preserve"> </w:t>
+        </w:r>
+      </w:ins>
+      <w:ins w:id="93" w:author="PR Preview" w:date="2026-01-01T00:00:00Z">
+        <w:r>
+          <w:t xml:space="preserve">Do not write</w:t>
+        </w:r>
+      </w:ins>
+      <w:ins w:id="94" w:author="PR Preview" w:date="2026-01-01T00:00:00Z">
+        <w:r>
+          <w:t xml:space="preserve"> </w:t>
+        </w:r>
+      </w:ins>
+      <w:ins w:id="95" w:author="PR Preview" w:date="2026-01-01T00:00:00Z">
+        <w:r>
+          <w:t xml:space="preserve">“see”</w:t>
+        </w:r>
+      </w:ins>
+      <w:ins w:id="96" w:author="PR Preview" w:date="2026-01-01T00:00:00Z">
+        <w:r>
+          <w:t xml:space="preserve"> </w:t>
+        </w:r>
+      </w:ins>
+      <w:ins w:id="97" w:author="PR Preview" w:date="2026-01-01T00:00:00Z">
+        <w:r>
+          <w:t xml:space="preserve">either,</w:t>
+        </w:r>
+      </w:ins>
+      <w:ins w:id="98" w:author="PR Preview" w:date="2026-01-01T00:00:00Z">
+        <w:r>
+          <w:t xml:space="preserve"> </w:t>
+        </w:r>
+      </w:ins>
+      <w:ins w:id="99" w:author="PR Preview" w:date="2026-01-01T00:00:00Z">
+        <w:r>
+          <w:t xml:space="preserve">because it names one sensory modality,</w:t>
+        </w:r>
+      </w:ins>
+      <w:ins w:id="100" w:author="PR Preview" w:date="2026-01-01T00:00:00Z">
+        <w:r>
+          <w:t xml:space="preserve"> </w:t>
+        </w:r>
+      </w:ins>
+      <w:ins w:id="101" w:author="PR Preview" w:date="2026-01-01T00:00:00Z">
+        <w:r>
+          <w:t xml:space="preserve">and readers also listen to text or read it in braille.</w:t>
+        </w:r>
+      </w:ins>
+    </w:p>
     <w:p>
       <w:pPr>
         <w:pStyle w:val="BodyText"/>
